--- a/DR/резюме.docx
+++ b/DR/резюме.docx
@@ -3,18 +3,12 @@
 <w:document xmlns:wpc="http://schemas.microsoft.com/office/word/2010/wordprocessingCanvas" xmlns:cx="http://schemas.microsoft.com/office/drawing/2014/chartex" xmlns:mc="http://schemas.openxmlformats.org/markup-compatibility/2006" xmlns:o="urn:schemas-microsoft-com:office:office" xmlns:r="http://schemas.openxmlformats.org/officeDocument/2006/relationships" xmlns:m="http://schemas.openxmlformats.org/officeDocument/2006/math" xmlns:v="urn:schemas-microsoft-com:vml" xmlns:wp14="http://schemas.microsoft.com/office/word/2010/wordprocessingDrawing" xmlns:wp="http://schemas.openxmlformats.org/drawingml/2006/wordprocessingDrawing" xmlns:w10="urn:schemas-microsoft-com:office:word" xmlns:w="http://schemas.openxmlformats.org/wordprocessingml/2006/main" xmlns:w14="http://schemas.microsoft.com/office/word/2010/wordml" xmlns:w15="http://schemas.microsoft.com/office/word/2012/wordml" xmlns:w16se="http://schemas.microsoft.com/office/word/2015/wordml/symex" xmlns:wpg="http://schemas.microsoft.com/office/word/2010/wordprocessingGroup" xmlns:wpi="http://schemas.microsoft.com/office/word/2010/wordprocessingInk" xmlns:wne="http://schemas.microsoft.com/office/word/2006/wordml" xmlns:wps="http://schemas.microsoft.com/office/word/2010/wordprocessingShape" mc:Ignorable="w14 w15 w16se wp14">
   <w:body>
     <w:p>
-      <w:pPr>
+      <w:r>
         <w:rPr>
           <w:b/>
           <w:bCs/>
         </w:rPr>
-      </w:pPr>
-      <w:r>
-        <w:rPr>
-          <w:b/>
-          <w:bCs/>
-        </w:rPr>
-        <w:t>Разширено резюме на дипломния проект</w:t>
+        <w:t>Резюме на дипломния проект</w:t>
       </w:r>
     </w:p>
     <w:p>
@@ -24,48 +18,48 @@
     </w:p>
     <w:p>
       <w:r>
-        <w:t>В съвременната дигитална среда видеото е един от най-използваните формати за комуникация, обучение и забавление. В този контекст субтитрите се превръщат в съществен елемент, който подобрява достъпността на съдържанието, подпомага разбирането и позволява използването му в различни ситуации, включително без звук или на чужд език. Въпреки това, ръчното създаване на субтитри е бавен и трудоемък процес, което налага необходимостта от автоматизирани решения.</w:t>
-      </w:r>
-    </w:p>
-    <w:p>
-      <w:r>
-        <w:t>В теоретичната част на проекта е извършен анализ на съществуващите технологии за автоматично разпознаване на реч (ASR), както и на наличните решения на пазара. Разгледани са три основни категории: вградени системи във видео платформи, професионални десктоп приложения и облачни API услуги. Анализът показва, че въпреки високата точност на тези решения, те често имат ограничения като липса на контрол, висока цена или зависимост от интернет връзка. Това обосновава необходимостта от разработване на самостоятелно уеб приложение, което да бъде достъпно, безплатно и независимо.</w:t>
-      </w:r>
-    </w:p>
-    <w:p>
-      <w:r>
-        <w:t>Основната цел на проекта е създаването на система, която автоматизира целия процес по генериране на субтитри – от обработката на видео файла до създаването на синхронизиран текстов файл. За постигането на тази цел са формулирани конкретни задачи, включващи избор на подходящи технологии, интеграция на инструменти за обработка на аудио, използване на модел за разпознаване на реч и разработване на удобен потребителски интерфейс.</w:t>
-      </w:r>
-    </w:p>
-    <w:p>
-      <w:r>
-        <w:t>За реализацията на проекта е използван езикът Python, поради неговата широка приложимост в областта на изкуствения интелект и наличието на богата екосистема от библиотеки. Сървърната част е изградена с помощта на Django и Django REST Framework, които осигуряват стабилна основа за изграждане на уеб API и обработка на заявки. Клиентската част е реализирана чрез Vue.js и Axios, което позволява създаване на динамичен и интерактивен интерфейс без презареждане на страницата.</w:t>
-      </w:r>
-    </w:p>
-    <w:p>
-      <w:r>
-        <w:t>Ключов компонент в системата е използването на FFmpeg за извличане на аудио от видео файловете, както и моделът Whisper за автоматично разпознаване на реч. Whisper е съвременен AI модел, който преобразува говоримия език в текст и предоставя времеви маркери, необходими за синхронизация на субтитрите. Генерираният текст се форматира в стандартен .srt файл, който може да бъде използван в различни видео плейъри и платформи.</w:t>
-      </w:r>
-    </w:p>
-    <w:p>
-      <w:r>
-        <w:t>Архитектурата на приложението е базирана на клиент-сървър модел. Потребителят качва видео файл чрез уеб интерфейса, след което сървърът извършва обработката във фонов режим. Процесът включва извличане на аудио, транскрибиране чрез AI модел и генериране на субтитри. Резултатът се връща към клиента, където може да бъде визуализиран и изтеглен. Използването на асинхронна обработка позволява системата да работи ефективно без да блокира потребителския интерфейс.</w:t>
-      </w:r>
-    </w:p>
-    <w:p>
-      <w:r>
-        <w:t>В хода на разработката са възникнали редица технически предизвикателства, свързани с конфигурацията на средата, обработката на различни видео формати и управлението на файлове. Тези проблеми са успешно анализирани и решени, което допринася за стабилността на крайното приложение.</w:t>
+        <w:t>В съвременната дигитална среда видеото е един от най-използваните формати за комуникация, обучение и забавление. В този контекст субтитрите се превръщат в съществен елемент, който подобрява достъпността на съдържанието, подпомага разбирането и позволява използването му в различни ситуации, включително при гледане без звук или на чужд език. Освен това субтитрите имат значение и за оптимизацията на съдържанието, както и за по-лесното му индексиране и анализ. Въпреки това, ръчното създаване на субтитри е бавен, трудоемък и често скъп процес, което налага необходимостта от автоматизирани решения.</w:t>
+      </w:r>
+    </w:p>
+    <w:p>
+      <w:r>
+        <w:t>В теоретичната част на проекта е извършен подробен анализ на съществуващите технологии за автоматично разпознаване на реч (ASR), както и на наличните решения на пазара. Разгледани са три основни категории: вградени системи във видео платформи, професионални десктоп приложения и облачни API услуги. Анализът показва, че въпреки високата точност и развитието на тези технологии, те често имат съществени ограничения, като липса на контрол върху процеса, висока цена или зависимост от интернет връзка и външни услуги. Това обосновава необходимостта от разработване на самостоятелно уеб приложение, което да бъде достъпно, независимо и удобно за крайния потребител.</w:t>
+      </w:r>
+    </w:p>
+    <w:p>
+      <w:r>
+        <w:t>Основната цел на проекта е създаването на система, която автоматизира целия процес по генериране на субтитри – от обработката на видео файла до създаването на синхронизиран текстов файл в стандартен формат. За постигането на тази цел са формулирани конкретни задачи, включващи избор на подходящи технологии, интеграция на инструменти за обработка на аудио, използване на модел за разпознаване на реч и разработване на удобен и интуитивен потребителски интерфейс.</w:t>
+      </w:r>
+    </w:p>
+    <w:p>
+      <w:r>
+        <w:t>За реализацията на проекта е използван езикът Python, който е широко разпространен в областта на изкуствения интелект и обработката на данни. Сървърната част е изградена с помощта на Django и Django REST Framework, които осигуряват надеждна архитектура за изграждане на уеб API и обработка на заявки. Клиентската част е реализирана чрез Vue.js и Axios, което позволява създаване на динамичен и интерактивен интерфейс без необходимост от презареждане на страницата и осигурява по-добро потребителско изживяване.</w:t>
+      </w:r>
+    </w:p>
+    <w:p>
+      <w:r>
+        <w:t>Ключов компонент в системата е използването на инструмента FFmpeg за извличане на аудио от видео файловете, както и моделът Whisper за автоматично разпознаване на реч. Whisper представлява съвременен модел с изкуствен интелект, който преобразува говоримия език в текст и предоставя времеви маркери, необходими за точното синхронизиране на субтитрите с видеото. Генерираният текст се обработва и форматира в стандартен .srt файл, който може да бъде използван в различни видео плейъри и онлайн платформи.</w:t>
+      </w:r>
+    </w:p>
+    <w:p>
+      <w:r>
+        <w:t>Архитектурата на приложението е базирана на клиент-сървър модел с асинхронна обработка на задачите. Потребителят качва видео файл чрез уеб интерфейса, след което сървърът извършва необходимите операции във фонов режим. Процесът включва извличане на аудио, транскрибиране чрез AI модел и генериране на субтитри със съответните времеви маркери. Резултатът се връща към клиента, където може да бъде визуализиран и изтеглен. Този подход позволява ефективна работа на системата без блокиране на потребителския интерфейс и осигурява по-добра производителност.</w:t>
       </w:r>
     </w:p>
     <w:p>
       <w:r>
         <w:lastRenderedPageBreak/>
-        <w:t>Полученото решение демонстрира висока практическа стойност, като значително улеснява процеса по създаване на субтитри и подобрява достъпността на видео съдържанието. Проведените тестове показват добра точност при разпознаване на българска реч, въпреки наличието на предизвикателства като шум и сложна терминология.</w:t>
-      </w:r>
-    </w:p>
-    <w:p>
-      <w:r>
-        <w:t>В заключение, проектът успешно постига поставените цели и доказва ефективността на съвременните технологии за автоматично разпознаване на реч. Възможностите за бъдещо развитие включват добавяне на автоматичен превод, редакция на субтитри в реално време и внедряване на облачни решения за подобряване на производителността.</w:t>
+        <w:t>В хода на разработката са възникнали редица технически предизвикателства, свързани с конфигурацията на средата, интеграцията на външни инструменти като FFmpeg, обработката на различни видео формати и управлението на временни файлове. Тези проблеми са успешно анализирани и решени, което допринася за стабилността и надеждността на крайното приложение.</w:t>
+      </w:r>
+    </w:p>
+    <w:p>
+      <w:r>
+        <w:t>Полученото решение демонстрира висока практическа стойност, като значително улеснява процеса по създаване на субтитри и подобрява достъпността на видео съдържанието. Проведените тестове показват добра точност при разпознаване на българска реч, въпреки наличието на предизвикателства като фонов шум, бърз говор или специфична терминология.</w:t>
+      </w:r>
+    </w:p>
+    <w:p>
+      <w:r>
+        <w:t>В заключение, проектът успешно постига поставените цели и демонстрира ефективността на съвременните технологии за автоматично разпознаване на реч в реална практическа среда. Възможностите за бъдещо развитие включват добавяне на автоматичен превод, внедряване на редактор за субтитри в реално време, създаване на потребителски профили и интеграция с облачни услуги за подобряване на производителността и мащабируемостта на системата.</w:t>
       </w:r>
     </w:p>
     <w:p>

--- a/DR/резюме.docx
+++ b/DR/резюме.docx
@@ -3,6 +3,8 @@
 <w:document xmlns:wpc="http://schemas.microsoft.com/office/word/2010/wordprocessingCanvas" xmlns:cx="http://schemas.microsoft.com/office/drawing/2014/chartex" xmlns:mc="http://schemas.openxmlformats.org/markup-compatibility/2006" xmlns:o="urn:schemas-microsoft-com:office:office" xmlns:r="http://schemas.openxmlformats.org/officeDocument/2006/relationships" xmlns:m="http://schemas.openxmlformats.org/officeDocument/2006/math" xmlns:v="urn:schemas-microsoft-com:vml" xmlns:wp14="http://schemas.microsoft.com/office/word/2010/wordprocessingDrawing" xmlns:wp="http://schemas.openxmlformats.org/drawingml/2006/wordprocessingDrawing" xmlns:w10="urn:schemas-microsoft-com:office:word" xmlns:w="http://schemas.openxmlformats.org/wordprocessingml/2006/main" xmlns:w14="http://schemas.microsoft.com/office/word/2010/wordml" xmlns:w15="http://schemas.microsoft.com/office/word/2012/wordml" xmlns:w16se="http://schemas.microsoft.com/office/word/2015/wordml/symex" xmlns:wpg="http://schemas.microsoft.com/office/word/2010/wordprocessingGroup" xmlns:wpi="http://schemas.microsoft.com/office/word/2010/wordprocessingInk" xmlns:wne="http://schemas.microsoft.com/office/word/2006/wordml" xmlns:wps="http://schemas.microsoft.com/office/word/2010/wordprocessingShape" mc:Ignorable="w14 w15 w16se wp14">
   <w:body>
     <w:p>
+      <w:bookmarkStart w:id="0" w:name="_GoBack"/>
+      <w:bookmarkEnd w:id="0"/>
       <w:r>
         <w:rPr>
           <w:b/>
@@ -13,59 +15,55 @@
     </w:p>
     <w:p>
       <w:r>
-        <w:t>Настоящият дипломен проект има за цел разработването на уеб-базирано приложение за автоматично генериране на субтитри от видео файлове чрез използване на съвременни технологии за обработка на мултимедия и изкуствен интелект.</w:t>
-      </w:r>
-    </w:p>
-    <w:p>
-      <w:r>
-        <w:t>В съвременната дигитална среда видеото е един от най-използваните формати за комуникация, обучение и забавление. В този контекст субтитрите се превръщат в съществен елемент, който подобрява достъпността на съдържанието, подпомага разбирането и позволява използването му в различни ситуации, включително при гледане без звук или на чужд език. Освен това субтитрите имат значение и за оптимизацията на съдържанието, както и за по-лесното му индексиране и анализ. Въпреки това, ръчното създаване на субтитри е бавен, трудоемък и често скъп процес, което налага необходимостта от автоматизирани решения.</w:t>
-      </w:r>
-    </w:p>
-    <w:p>
-      <w:r>
-        <w:t>В теоретичната част на проекта е извършен подробен анализ на съществуващите технологии за автоматично разпознаване на реч (ASR), както и на наличните решения на пазара. Разгледани са три основни категории: вградени системи във видео платформи, професионални десктоп приложения и облачни API услуги. Анализът показва, че въпреки високата точност и развитието на тези технологии, те често имат съществени ограничения, като липса на контрол върху процеса, висока цена или зависимост от интернет връзка и външни услуги. Това обосновава необходимостта от разработване на самостоятелно уеб приложение, което да бъде достъпно, независимо и удобно за крайния потребител.</w:t>
-      </w:r>
-    </w:p>
-    <w:p>
-      <w:r>
-        <w:t>Основната цел на проекта е създаването на система, която автоматизира целия процес по генериране на субтитри – от обработката на видео файла до създаването на синхронизиран текстов файл в стандартен формат. За постигането на тази цел са формулирани конкретни задачи, включващи избор на подходящи технологии, интеграция на инструменти за обработка на аудио, използване на модел за разпознаване на реч и разработване на удобен и интуитивен потребителски интерфейс.</w:t>
-      </w:r>
-    </w:p>
-    <w:p>
-      <w:r>
-        <w:t>За реализацията на проекта е използван езикът Python, който е широко разпространен в областта на изкуствения интелект и обработката на данни. Сървърната част е изградена с помощта на Django и Django REST Framework, които осигуряват надеждна архитектура за изграждане на уеб API и обработка на заявки. Клиентската част е реализирана чрез Vue.js и Axios, което позволява създаване на динамичен и интерактивен интерфейс без необходимост от презареждане на страницата и осигурява по-добро потребителско изживяване.</w:t>
-      </w:r>
-    </w:p>
-    <w:p>
-      <w:r>
-        <w:t>Ключов компонент в системата е използването на инструмента FFmpeg за извличане на аудио от видео файловете, както и моделът Whisper за автоматично разпознаване на реч. Whisper представлява съвременен модел с изкуствен интелект, който преобразува говоримия език в текст и предоставя времеви маркери, необходими за точното синхронизиране на субтитрите с видеото. Генерираният текст се обработва и форматира в стандартен .srt файл, който може да бъде използван в различни видео плейъри и онлайн платформи.</w:t>
-      </w:r>
-    </w:p>
-    <w:p>
-      <w:r>
-        <w:t>Архитектурата на приложението е базирана на клиент-сървър модел с асинхронна обработка на задачите. Потребителят качва видео файл чрез уеб интерфейса, след което сървърът извършва необходимите операции във фонов режим. Процесът включва извличане на аудио, транскрибиране чрез AI модел и генериране на субтитри със съответните времеви маркери. Резултатът се връща към клиента, където може да бъде визуализиран и изтеглен. Този подход позволява ефективна работа на системата без блокиране на потребителския интерфейс и осигурява по-добра производителност.</w:t>
-      </w:r>
-    </w:p>
-    <w:p>
-      <w:r>
-        <w:lastRenderedPageBreak/>
-        <w:t>В хода на разработката са възникнали редица технически предизвикателства, свързани с конфигурацията на средата, интеграцията на външни инструменти като FFmpeg, обработката на различни видео формати и управлението на временни файлове. Тези проблеми са успешно анализирани и решени, което допринася за стабилността и надеждността на крайното приложение.</w:t>
-      </w:r>
-    </w:p>
-    <w:p>
-      <w:r>
-        <w:t>Полученото решение демонстрира висока практическа стойност, като значително улеснява процеса по създаване на субтитри и подобрява достъпността на видео съдържанието. Проведените тестове показват добра точност при разпознаване на българска реч, въпреки наличието на предизвикателства като фонов шум, бърз говор или специфична терминология.</w:t>
-      </w:r>
-    </w:p>
-    <w:p>
-      <w:r>
-        <w:t>В заключение, проектът успешно постига поставените цели и демонстрира ефективността на съвременните технологии за автоматично разпознаване на реч в реална практическа среда. Възможностите за бъдещо развитие включват добавяне на автоматичен превод, внедряване на редактор за субтитри в реално време, създаване на потребителски профили и интеграция с облачни услуги за подобряване на производителността и мащабируемостта на системата.</w:t>
-      </w:r>
-    </w:p>
-    <w:p>
-      <w:bookmarkStart w:id="0" w:name="_GoBack"/>
-      <w:bookmarkEnd w:id="0"/>
-    </w:p>
+        <w:t>Настоящият дипломен проект е насочен към разработването на уеб-базирано приложение за автоматично генериране на субтитри от видео файлове чрез използване на съвременни технологии за обработка на мултимедия и изкуствен интелект.</w:t>
+      </w:r>
+    </w:p>
+    <w:p>
+      <w:r>
+        <w:t>В днешната дигитална среда видеото е основен начин за комуникация, обучение и забавление. Субтитрите играят ключова роля за подобряване на достъпността на съдържанието, улесняват разбирането и позволяват използването му в различни ситуации – например при гледане без звук или на чужд език. Въпреки това, ръчното създаване на субтитри е бавен и трудоемък процес, което налага използването на автоматизирани решения.</w:t>
+      </w:r>
+    </w:p>
+    <w:p>
+      <w:r>
+        <w:t>В теоретичната част е направен анализ на съществуващите технологии за автоматично разпознаване на реч и наличните решения на пазара. Разгледани са вградени системи във видео платформи, десктоп приложения и облачни услуги. Анализът показва, че тези решения често имат ограничения като висока цена, зависимост от интернет или ограничен контрол върху процеса. Това мотивира разработването на самостоятелно уеб приложение.</w:t>
+      </w:r>
+    </w:p>
+    <w:p>
+      <w:r>
+        <w:t>Основната цел на проекта е създаването на система, която автоматизира целия процес по генериране на субтитри – от обработката на видео файла до създаването на синхронизиран текстов файл. За реализирането ѝ са поставени задачи като избор на подходящи технологии, интеграция на инструменти за аудио обработка и разработване на удобен потребителски интерфейс.</w:t>
+      </w:r>
+    </w:p>
+    <w:p>
+      <w:r>
+        <w:t>За разработката са използвани Python и рамката Django, заедно с Django REST Framework за изграждане на уеб API. Клиентската част е реализирана с Vue.js и Axios, което осигурява динамичен и интерактивен интерфейс.</w:t>
+      </w:r>
+    </w:p>
+    <w:p>
+      <w:r>
+        <w:t>Ключови компоненти в системата са инструментът FFmpeg за извличане на аудио от видео файлове и моделът Whisper за автоматично разпознаване на реч. Whisper преобразува говоримия език в текст и предоставя времеви маркери, които позволяват точно синхронизиране на субтитрите. Крайният резултат се генерира във формат .srt, който е широко използван от видео платформи.</w:t>
+      </w:r>
+    </w:p>
+    <w:p>
+      <w:r>
+        <w:t>Архитектурата на приложението е клиент-сървърна, с асинхронна обработка на задачите. Потребителят качва видео файл, след което системата обработва данните във фонов режим – извлича аудио, разпознава речта и генерира субтитри. Това осигурява по-добра производителност и не блокира потребителския интерфейс.</w:t>
+      </w:r>
+    </w:p>
+    <w:p>
+      <w:r>
+        <w:t>По време на разработката са възникнали технически предизвикателства, свързани с интеграцията на външни инструменти, обработката на различни формати и управлението на файлове. Те са успешно преодолени, което гарантира стабилността на приложението.</w:t>
+      </w:r>
+    </w:p>
+    <w:p>
+      <w:r>
+        <w:t>Резултатът е работещо решение с висока практическа стойност, което значително улеснява създаването на субтитри. Тестовете показват добра точност при разпознаване на българска реч, въпреки наличието на фактори като шум и бърз говор.</w:t>
+      </w:r>
+    </w:p>
+    <w:p>
+      <w:r>
+        <w:t>В заключение, проектът постига поставените цели и демонстрира ефективността на съвременните технологии за разпознаване на реч. Възможностите за бъдещо развитие включват добавяне на автоматичен превод, редактор за субтитри и разширяване на функционалността чрез облачни услуги.</w:t>
+      </w:r>
+    </w:p>
+    <w:p/>
     <w:sectPr>
       <w:pgSz w:w="11906" w:h="16838"/>
       <w:pgMar w:top="1417" w:right="1417" w:bottom="1417" w:left="1417" w:header="708" w:footer="708" w:gutter="0"/>
